--- a/CÔNG TY PERFECT VENUS/PerfectVenus_ThayDoiThanhVien_DDPL/Notes.docx
+++ b/CÔNG TY PERFECT VENUS/PerfectVenus_ThayDoiThanhVien_DDPL/Notes.docx
@@ -1143,7 +1143,23 @@
                 <w:sz w:val="24"/>
                 <w:szCs w:val="24"/>
               </w:rPr>
-              <w:t>PHẠM THỊ HỒNG CAM</w:t>
+              <w:t>PHẠM THỊ HỒNG C</w:t>
+            </w:r>
+            <w:r>
+              <w:rPr>
+                <w:rFonts w:ascii="Times New Roman" w:eastAsia="Times New Roman" w:hAnsi="Times New Roman" w:cs="Times New Roman"/>
+                <w:sz w:val="24"/>
+                <w:szCs w:val="24"/>
+              </w:rPr>
+              <w:t>Ẩ</w:t>
+            </w:r>
+            <w:r>
+              <w:rPr>
+                <w:rFonts w:ascii="Times New Roman" w:eastAsia="Times New Roman" w:hAnsi="Times New Roman" w:cs="Times New Roman"/>
+                <w:sz w:val="24"/>
+                <w:szCs w:val="24"/>
+              </w:rPr>
+              <w:t>M</w:t>
             </w:r>
           </w:p>
         </w:tc>
@@ -1672,6 +1688,27 @@
           <w:b/>
           <w:bCs/>
         </w:rPr>
+        <w:t>Chức danh:</w:t>
+      </w:r>
+      <w:r>
+        <w:t xml:space="preserve"> Giám đốc</w:t>
+      </w:r>
+    </w:p>
+    <w:p>
+      <w:pPr>
+        <w:pStyle w:val="NormalWeb"/>
+        <w:numPr>
+          <w:ilvl w:val="0"/>
+          <w:numId w:val="6"/>
+        </w:numPr>
+      </w:pPr>
+      <w:bookmarkStart w:id="0" w:name="_GoBack"/>
+      <w:bookmarkEnd w:id="0"/>
+      <w:r>
+        <w:rPr>
+          <w:b/>
+          <w:bCs/>
+        </w:rPr>
         <w:t>Số điện thoại:</w:t>
       </w:r>
       <w:r>
@@ -1736,8 +1773,6 @@
         <w:tab/>
         <w:t>Kiểm tra và phân tích kỹ thuật</w:t>
       </w:r>
-      <w:bookmarkStart w:id="0" w:name="_GoBack"/>
-      <w:bookmarkEnd w:id="0"/>
     </w:p>
     <w:p>
       <w:r>

--- a/CÔNG TY PERFECT VENUS/PerfectVenus_ThayDoiThanhVien_DDPL/Notes.docx
+++ b/CÔNG TY PERFECT VENUS/PerfectVenus_ThayDoiThanhVien_DDPL/Notes.docx
@@ -1702,8 +1702,6 @@
           <w:numId w:val="6"/>
         </w:numPr>
       </w:pPr>
-      <w:bookmarkStart w:id="0" w:name="_GoBack"/>
-      <w:bookmarkEnd w:id="0"/>
       <w:r>
         <w:rPr>
           <w:b/>
@@ -1751,14 +1749,11 @@
       <w:r>
         <w:t xml:space="preserve">, email: </w:t>
       </w:r>
-      <w:hyperlink r:id="rId5" w:history="1">
-        <w:r>
-          <w:rPr>
-            <w:rStyle w:val="Hyperlink"/>
-          </w:rPr>
-          <w:t>congtyperfectvenus@gmail.com</w:t>
-        </w:r>
-      </w:hyperlink>
+      <w:r>
+        <w:t>info@perfectvenus168.com</w:t>
+      </w:r>
+      <w:bookmarkStart w:id="0" w:name="_GoBack"/>
+      <w:bookmarkEnd w:id="0"/>
     </w:p>
     <w:p>
       <w:r>
